--- a/전자전기컴퓨터설계실험_1주차_예비보고서.docx
+++ b/전자전기컴퓨터설계실험_1주차_예비보고서.docx
@@ -136,6 +136,7 @@
           <w14:ligatures w14:val="none"/>
         </w:rPr>
       </w:pPr>
+      <w:proofErr w:type="gramStart"/>
       <w:r>
         <w:rPr>
           <w:rFonts w:asciiTheme="majorEastAsia" w:eastAsiaTheme="majorEastAsia" w:hAnsiTheme="majorEastAsia" w:cs="굴림" w:hint="eastAsia"/>
@@ -172,7 +173,21 @@
           <w:szCs w:val="48"/>
           <w14:ligatures w14:val="none"/>
         </w:rPr>
-        <w:t>2주차 예비 보고서</w:t>
+        <w:t>2</w:t>
+      </w:r>
+      <w:proofErr w:type="gramEnd"/>
+      <w:r>
+        <w:rPr>
+          <w:rFonts w:asciiTheme="majorEastAsia" w:eastAsiaTheme="majorEastAsia" w:hAnsiTheme="majorEastAsia" w:cs="굴림" w:hint="eastAsia"/>
+          <w:b/>
+          <w:bCs/>
+          <w:color w:val="000000"/>
+          <w:kern w:val="0"/>
+          <w:sz w:val="48"/>
+          <w:szCs w:val="48"/>
+          <w14:ligatures w14:val="none"/>
+        </w:rPr>
+        <w:t>주차 예비 보고서</w:t>
       </w:r>
       <w:r>
         <w:rPr>
@@ -331,6 +346,7 @@
                 <w14:ligatures w14:val="none"/>
               </w:rPr>
             </w:pPr>
+            <w:proofErr w:type="spellStart"/>
             <w:r>
               <w:rPr>
                 <w:rFonts w:eastAsiaTheme="minorHAnsi" w:cs="굴림" w:hint="eastAsia"/>
@@ -344,6 +360,7 @@
               </w:rPr>
               <w:t>박병은</w:t>
             </w:r>
+            <w:proofErr w:type="spellEnd"/>
           </w:p>
         </w:tc>
       </w:tr>
@@ -428,6 +445,7 @@
                 <w14:ligatures w14:val="none"/>
               </w:rPr>
             </w:pPr>
+            <w:proofErr w:type="spellStart"/>
             <w:r>
               <w:rPr>
                 <w:rFonts w:eastAsiaTheme="minorHAnsi" w:cs="굴림" w:hint="eastAsia"/>
@@ -441,6 +459,7 @@
               </w:rPr>
               <w:t>심범식</w:t>
             </w:r>
+            <w:proofErr w:type="spellEnd"/>
           </w:p>
         </w:tc>
       </w:tr>
@@ -625,6 +644,7 @@
                 <w14:ligatures w14:val="none"/>
               </w:rPr>
             </w:pPr>
+            <w:proofErr w:type="spellStart"/>
             <w:r>
               <w:rPr>
                 <w:rFonts w:eastAsiaTheme="minorHAnsi" w:cs="굴림" w:hint="eastAsia"/>
@@ -638,6 +658,7 @@
               </w:rPr>
               <w:t>전자전기컴퓨터공학부</w:t>
             </w:r>
+            <w:proofErr w:type="spellEnd"/>
           </w:p>
         </w:tc>
       </w:tr>
@@ -1394,7 +1415,23 @@
           <w:szCs w:val="20"/>
           <w14:ligatures w14:val="none"/>
         </w:rPr>
-        <w:t>현재 우리는 여러 전자기기를 일상에서 사용하고 있다. 이러한 전자기기 내에는 메모리, 마이크로프로세서 등 논리회로를 이용한 기기들이 탑재되어 있다. 오늘날 엔지니어들은 이러한 회로를 구현하는데 HDL이라는 특수한 언어를 사용한다. HDL은 디지털 시스템을 텍스트 형태로 기술하는 언어로 logic diagram, truth table, Boolean expression, abstraction of digital system 등을 기술하는데 이용될 수 있다.[1] 본 실험에서는 AMD Vivado Design Suite를 이용해 HDL의 한 종류인 Verilog를 사용해보고, 입력에 따른 LED 점등 로직을 구현할 것이다. 또한 구현한 로직을 FPGA에 프로그래밍 하여 구현한 로직이 물리적으로 어떻게 실현되는지 관찰할 것이다.</w:t>
+        <w:t xml:space="preserve">현재 우리는 여러 전자기기를 일상에서 사용하고 있다. 이러한 전자기기 내에는 메모리, 마이크로프로세서 등 논리회로를 이용한 기기들이 탑재되어 있다. 오늘날 엔지니어들은 이러한 회로를 구현하는데 HDL이라는 특수한 언어를 사용한다. HDL은 디지털 시스템을 텍스트 형태로 기술하는 언어로 logic diagram, truth table, Boolean expression, abstraction of digital system 등을 기술하는데 이용될 수 있다.[1] 본 실험에서는 AMD </w:t>
+      </w:r>
+      <w:proofErr w:type="spellStart"/>
+      <w:r>
+        <w:rPr>
+          <w:szCs w:val="20"/>
+          <w14:ligatures w14:val="none"/>
+        </w:rPr>
+        <w:t>Vivado</w:t>
+      </w:r>
+      <w:proofErr w:type="spellEnd"/>
+      <w:r>
+        <w:rPr>
+          <w:szCs w:val="20"/>
+          <w14:ligatures w14:val="none"/>
+        </w:rPr>
+        <w:t xml:space="preserve"> Design Suite를 이용해 HDL의 한 종류인 Verilog를 사용해보고, 입력에 따른 LED 점등 로직을 구현할 것이다. 또한 구현한 로직을 FPGA에 프로그래밍 하여 구현한 로직이 물리적으로 어떻게 실현되는지 관찰할 것이다.</w:t>
       </w:r>
     </w:p>
     <w:p>
@@ -1809,7 +1846,25 @@
           <w:szCs w:val="20"/>
           <w14:ligatures w14:val="none"/>
         </w:rPr>
-        <w:t>입력이 10 또는 01일 경우 1이되며 carry는 두 입력값이 모두 1인 경우를 제외하면 0이 된다. Half adder</w:t>
+        <w:t xml:space="preserve">입력이 10 또는 01일 경우 1이되며 carry는 두 </w:t>
+      </w:r>
+      <w:proofErr w:type="spellStart"/>
+      <w:r>
+        <w:rPr>
+          <w:rFonts w:hint="eastAsia"/>
+          <w:szCs w:val="20"/>
+          <w14:ligatures w14:val="none"/>
+        </w:rPr>
+        <w:t>입력값이</w:t>
+      </w:r>
+      <w:proofErr w:type="spellEnd"/>
+      <w:r>
+        <w:rPr>
+          <w:rFonts w:hint="eastAsia"/>
+          <w:szCs w:val="20"/>
+          <w14:ligatures w14:val="none"/>
+        </w:rPr>
+        <w:t xml:space="preserve"> 모두 1인 경우를 제외하면 0이 된다. Half adder</w:t>
       </w:r>
       <w:r>
         <w:rPr>
@@ -2676,7 +2731,7 @@
           <w14:ligatures w14:val="none"/>
         </w:rPr>
         <w:drawing>
-          <wp:anchor distT="0" distB="0" distL="114300" distR="114300" simplePos="0" relativeHeight="251675648" behindDoc="1" locked="0" layoutInCell="1" allowOverlap="1" wp14:anchorId="7FCF1E8B" wp14:editId="2E0DCA83">
+          <wp:anchor distT="0" distB="0" distL="114300" distR="114300" simplePos="0" relativeHeight="251675648" behindDoc="1" locked="0" layoutInCell="1" allowOverlap="1" wp14:anchorId="7FCF1E8B" wp14:editId="41959C45">
             <wp:simplePos x="0" y="0"/>
             <wp:positionH relativeFrom="margin">
               <wp:align>right</wp:align>
@@ -2793,7 +2848,16 @@
           <w:szCs w:val="20"/>
           <w14:ligatures w14:val="none"/>
         </w:rPr>
-        <w:t>Full adder는 2개의 half adder와 1개의 OR-gate</w:t>
+        <w:t>Full adder는 2개의 half adder와 1개의 OR-</w:t>
+      </w:r>
+      <w:proofErr w:type="gramStart"/>
+      <w:r>
+        <w:rPr>
+          <w:rFonts w:hint="eastAsia"/>
+          <w:szCs w:val="20"/>
+          <w14:ligatures w14:val="none"/>
+        </w:rPr>
+        <w:t>gate</w:t>
       </w:r>
       <w:r>
         <w:rPr>
@@ -2807,7 +2871,16 @@
           <w:szCs w:val="20"/>
           <w14:ligatures w14:val="none"/>
         </w:rPr>
-        <w:t xml:space="preserve">를 이용해 구현할 수 있으며 도식은 </w:t>
+        <w:t>를</w:t>
+      </w:r>
+      <w:proofErr w:type="gramEnd"/>
+      <w:r>
+        <w:rPr>
+          <w:rFonts w:hint="eastAsia"/>
+          <w:szCs w:val="20"/>
+          <w14:ligatures w14:val="none"/>
+        </w:rPr>
+        <w:t xml:space="preserve"> 이용해 구현할 수 있으며 도식은 </w:t>
       </w:r>
       <w:r>
         <w:rPr>
@@ -3066,15 +3139,33 @@
           <w:szCs w:val="20"/>
           <w14:ligatures w14:val="none"/>
         </w:rPr>
-        <w:t>FPGA Module</w:t>
-      </w:r>
-      <w:r>
-        <w:rPr>
-          <w:rFonts w:hint="eastAsia"/>
-          <w:szCs w:val="20"/>
-          <w14:ligatures w14:val="none"/>
-        </w:rPr>
-        <w:t>(AMD Spartan7(XC7S75))</w:t>
+        <w:t xml:space="preserve">FPGA </w:t>
+      </w:r>
+      <w:proofErr w:type="gramStart"/>
+      <w:r>
+        <w:rPr>
+          <w:rFonts w:hint="eastAsia"/>
+          <w:szCs w:val="20"/>
+          <w14:ligatures w14:val="none"/>
+        </w:rPr>
+        <w:t>Module</w:t>
+      </w:r>
+      <w:r>
+        <w:rPr>
+          <w:rFonts w:hint="eastAsia"/>
+          <w:szCs w:val="20"/>
+          <w14:ligatures w14:val="none"/>
+        </w:rPr>
+        <w:t>(</w:t>
+      </w:r>
+      <w:proofErr w:type="gramEnd"/>
+      <w:r>
+        <w:rPr>
+          <w:rFonts w:hint="eastAsia"/>
+          <w:szCs w:val="20"/>
+          <w14:ligatures w14:val="none"/>
+        </w:rPr>
+        <w:t>AMD Spartan7(XC7S75))</w:t>
       </w:r>
     </w:p>
     <w:p>
@@ -3451,7 +3542,16 @@
           <w:szCs w:val="20"/>
           <w14:ligatures w14:val="none"/>
         </w:rPr>
-        <w:t>Serial EEPROM</w:t>
+        <w:t xml:space="preserve">Serial </w:t>
+      </w:r>
+      <w:proofErr w:type="gramStart"/>
+      <w:r>
+        <w:rPr>
+          <w:rFonts w:hint="eastAsia"/>
+          <w:szCs w:val="20"/>
+          <w14:ligatures w14:val="none"/>
+        </w:rPr>
+        <w:t>EEPROM</w:t>
       </w:r>
       <w:r>
         <w:rPr>
@@ -3461,6 +3561,7 @@
         </w:rPr>
         <w:t>(</w:t>
       </w:r>
+      <w:proofErr w:type="gramEnd"/>
       <w:r>
         <w:rPr>
           <w:rFonts w:hint="eastAsia"/>
@@ -3798,8 +3899,17 @@
           <w:rFonts w:hint="eastAsia"/>
           <w14:ligatures w14:val="none"/>
         </w:rPr>
-        <w:t>bit AND, OR, XOR, NOR, NAND의 진리표</w:t>
-      </w:r>
+        <w:t xml:space="preserve">bit AND, OR, XOR, NOR, NAND의 </w:t>
+      </w:r>
+      <w:proofErr w:type="spellStart"/>
+      <w:r>
+        <w:rPr>
+          <w:rFonts w:hint="eastAsia"/>
+          <w14:ligatures w14:val="none"/>
+        </w:rPr>
+        <w:t>진리표</w:t>
+      </w:r>
+      <w:proofErr w:type="spellEnd"/>
     </w:p>
     <w:tbl>
       <w:tblPr>
@@ -4977,9 +5087,6 @@
         <w:wordWrap/>
         <w:autoSpaceDE/>
         <w:autoSpaceDN/>
-        <w:rPr>
-          <w:rFonts w:hint="eastAsia"/>
-        </w:rPr>
       </w:pPr>
       <w:r>
         <w:br w:type="page"/>
@@ -5019,7 +5126,12 @@
           <w:numId w:val="1"/>
         </w:numPr>
         <w:ind w:leftChars="0"/>
-      </w:pPr>
+        <w:jc w:val="left"/>
+        <w:rPr>
+          <w:rFonts w:hint="eastAsia"/>
+        </w:rPr>
+      </w:pPr>
+      <w:proofErr w:type="spellStart"/>
       <w:r>
         <w:rPr>
           <w:rFonts w:hint="eastAsia"/>
@@ -5030,7 +5142,14 @@
         <w:rPr>
           <w:rFonts w:hint="eastAsia"/>
         </w:rPr>
-        <w:t>ithub 주소:</w:t>
+        <w:t>ithub</w:t>
+      </w:r>
+      <w:proofErr w:type="spellEnd"/>
+      <w:r>
+        <w:rPr>
+          <w:rFonts w:hint="eastAsia"/>
+        </w:rPr>
+        <w:t xml:space="preserve"> 주소:</w:t>
       </w:r>
       <w:r>
         <w:rPr>
@@ -5038,6 +5157,14 @@
         </w:rPr>
         <w:t xml:space="preserve"> </w:t>
       </w:r>
+      <w:hyperlink r:id="rId14" w:history="1">
+        <w:r>
+          <w:rPr>
+            <w:rStyle w:val="a8"/>
+          </w:rPr>
+          <w:t>https://github.com/DoHyun0226/Electrical_Computer_Design_Laboratory_2</w:t>
+        </w:r>
+      </w:hyperlink>
     </w:p>
     <w:tbl>
       <w:tblPr>
@@ -5323,7 +5450,6 @@
             <w:pPr>
               <w:jc w:val="center"/>
               <w:rPr>
-                <w:rFonts w:hint="eastAsia"/>
                 <w:szCs w:val="20"/>
               </w:rPr>
             </w:pPr>
@@ -5349,7 +5475,6 @@
               </w:tabs>
               <w:jc w:val="left"/>
               <w:rPr>
-                <w:rFonts w:hint="eastAsia"/>
                 <w:szCs w:val="20"/>
               </w:rPr>
             </w:pPr>
@@ -5383,7 +5508,6 @@
             <w:pPr>
               <w:jc w:val="center"/>
               <w:rPr>
-                <w:rFonts w:hint="eastAsia"/>
                 <w:szCs w:val="20"/>
               </w:rPr>
             </w:pPr>
@@ -5433,7 +5557,6 @@
             <w:pPr>
               <w:jc w:val="center"/>
               <w:rPr>
-                <w:rFonts w:hint="eastAsia"/>
                 <w:szCs w:val="20"/>
               </w:rPr>
             </w:pPr>
@@ -5456,7 +5579,6 @@
             <w:pPr>
               <w:jc w:val="center"/>
               <w:rPr>
-                <w:rFonts w:hint="eastAsia"/>
                 <w:szCs w:val="20"/>
               </w:rPr>
             </w:pPr>
@@ -5484,7 +5606,6 @@
             <w:pPr>
               <w:jc w:val="center"/>
               <w:rPr>
-                <w:rFonts w:hint="eastAsia"/>
                 <w:szCs w:val="20"/>
               </w:rPr>
             </w:pPr>
@@ -5507,7 +5628,6 @@
             <w:pPr>
               <w:jc w:val="center"/>
               <w:rPr>
-                <w:rFonts w:hint="eastAsia"/>
                 <w:szCs w:val="20"/>
               </w:rPr>
             </w:pPr>
@@ -5535,7 +5655,6 @@
             <w:pPr>
               <w:jc w:val="center"/>
               <w:rPr>
-                <w:rFonts w:hint="eastAsia"/>
                 <w:szCs w:val="20"/>
               </w:rPr>
             </w:pPr>
@@ -5757,7 +5876,7 @@
                     <pic:cNvPicPr/>
                   </pic:nvPicPr>
                   <pic:blipFill>
-                    <a:blip r:embed="rId14" cstate="print">
+                    <a:blip r:embed="rId15" cstate="print">
                       <a:extLst>
                         <a:ext uri="{28A0092B-C50C-407E-A947-70E740481C1C}">
                           <a14:useLocalDpi xmlns:a14="http://schemas.microsoft.com/office/drawing/2010/main" val="0"/>
@@ -5985,7 +6104,7 @@
         <mc:AlternateContent>
           <mc:Choice Requires="wpg">
             <w:drawing>
-              <wp:anchor distT="0" distB="0" distL="114300" distR="114300" simplePos="0" relativeHeight="251703296" behindDoc="0" locked="0" layoutInCell="1" allowOverlap="1" wp14:anchorId="2361C360" wp14:editId="7C60F116">
+              <wp:anchor distT="0" distB="0" distL="114300" distR="114300" simplePos="0" relativeHeight="251703296" behindDoc="0" locked="0" layoutInCell="1" allowOverlap="1" wp14:anchorId="2361C360" wp14:editId="08CD2874">
                 <wp:simplePos x="0" y="0"/>
                 <wp:positionH relativeFrom="column">
                   <wp:posOffset>-97790</wp:posOffset>
@@ -6035,7 +6154,7 @@
                           </pic:cNvPicPr>
                         </pic:nvPicPr>
                         <pic:blipFill>
-                          <a:blip r:embed="rId15" cstate="print">
+                          <a:blip r:embed="rId16" cstate="print">
                             <a:extLst>
                               <a:ext uri="{28A0092B-C50C-407E-A947-70E740481C1C}">
                                 <a14:useLocalDpi xmlns:a14="http://schemas.microsoft.com/office/drawing/2010/main" val="0"/>
@@ -6064,7 +6183,7 @@
                           </pic:cNvPicPr>
                         </pic:nvPicPr>
                         <pic:blipFill>
-                          <a:blip r:embed="rId16" cstate="print">
+                          <a:blip r:embed="rId17" cstate="print">
                             <a:extLst>
                               <a:ext uri="{28A0092B-C50C-407E-A947-70E740481C1C}">
                                 <a14:useLocalDpi xmlns:a14="http://schemas.microsoft.com/office/drawing/2010/main" val="0"/>
@@ -6093,7 +6212,7 @@
                           </pic:cNvPicPr>
                         </pic:nvPicPr>
                         <pic:blipFill>
-                          <a:blip r:embed="rId17" cstate="print">
+                          <a:blip r:embed="rId18" cstate="print">
                             <a:extLst>
                               <a:ext uri="{28A0092B-C50C-407E-A947-70E740481C1C}">
                                 <a14:useLocalDpi xmlns:a14="http://schemas.microsoft.com/office/drawing/2010/main" val="0"/>
@@ -6122,7 +6241,7 @@
                           </pic:cNvPicPr>
                         </pic:nvPicPr>
                         <pic:blipFill>
-                          <a:blip r:embed="rId18">
+                          <a:blip r:embed="rId19">
                             <a:extLst>
                               <a:ext uri="{28A0092B-C50C-407E-A947-70E740481C1C}">
                                 <a14:useLocalDpi xmlns:a14="http://schemas.microsoft.com/office/drawing/2010/main" val="0"/>
@@ -6151,7 +6270,7 @@
                           </pic:cNvPicPr>
                         </pic:nvPicPr>
                         <pic:blipFill>
-                          <a:blip r:embed="rId19">
+                          <a:blip r:embed="rId20">
                             <a:extLst>
                               <a:ext uri="{28A0092B-C50C-407E-A947-70E740481C1C}">
                                 <a14:useLocalDpi xmlns:a14="http://schemas.microsoft.com/office/drawing/2010/main" val="0"/>
@@ -6445,19 +6564,19 @@
                   <o:lock v:ext="edit" aspectratio="t"/>
                 </v:shapetype>
                 <v:shape id="그림 1" o:spid="_x0000_s1034" type="#_x0000_t75" style="position:absolute;left:31490;top:48;width:28194;height:19743;visibility:visible;mso-wrap-style:square" o:gfxdata="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">
-                  <v:imagedata r:id="rId20" o:title=""/>
+                  <v:imagedata r:id="rId21" o:title=""/>
                 </v:shape>
                 <v:shape id="그림 1" o:spid="_x0000_s1035" type="#_x0000_t75" style="position:absolute;width:28733;height:15500;visibility:visible;mso-wrap-style:square" o:gfxdata="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">
-                  <v:imagedata r:id="rId21" o:title=""/>
+                  <v:imagedata r:id="rId22" o:title=""/>
                 </v:shape>
                 <v:shape id="그림 1" o:spid="_x0000_s1036" type="#_x0000_t75" style="position:absolute;left:40585;top:27285;width:12243;height:15386;visibility:visible;mso-wrap-style:square" o:gfxdata="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">
-                  <v:imagedata r:id="rId22" o:title=""/>
+                  <v:imagedata r:id="rId23" o:title=""/>
                 </v:shape>
                 <v:shape id="그림 1" o:spid="_x0000_s1037" type="#_x0000_t75" style="position:absolute;left:6747;top:27285;width:12288;height:14598;visibility:visible;mso-wrap-style:square" o:gfxdata="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">
-                  <v:imagedata r:id="rId23" o:title=""/>
+                  <v:imagedata r:id="rId24" o:title=""/>
                 </v:shape>
                 <v:shape id="그림 1" o:spid="_x0000_s1038" type="#_x0000_t75" style="position:absolute;left:23715;top:27285;width:12243;height:15386;visibility:visible;mso-wrap-style:square" o:gfxdata="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">
-                  <v:imagedata r:id="rId24" o:title=""/>
+                  <v:imagedata r:id="rId25" o:title=""/>
                 </v:shape>
                 <v:shape id="_x0000_s1039" type="#_x0000_t202" style="position:absolute;top:15596;width:28733;height:3384;visibility:visible;mso-wrap-style:square;v-text-anchor:top" o:gfxdata="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" stroked="f">
                   <v:textbox style="mso-fit-shape-to-text:t" inset="0,0,0,0">
@@ -6931,7 +7050,7 @@
                     <pic:cNvPicPr/>
                   </pic:nvPicPr>
                   <pic:blipFill>
-                    <a:blip r:embed="rId25">
+                    <a:blip r:embed="rId26">
                       <a:extLst>
                         <a:ext uri="{28A0092B-C50C-407E-A947-70E740481C1C}">
                           <a14:useLocalDpi xmlns:a14="http://schemas.microsoft.com/office/drawing/2010/main" val="0"/>
@@ -7008,8 +7127,17 @@
           <w:rFonts w:hint="eastAsia"/>
           <w:szCs w:val="20"/>
         </w:rPr>
-        <w:t>본 시뮬레이션에서 AND 게이트의 결과 진리표</w:t>
-      </w:r>
+        <w:t xml:space="preserve">본 시뮬레이션에서 AND 게이트의 결과 </w:t>
+      </w:r>
+      <w:proofErr w:type="spellStart"/>
+      <w:r>
+        <w:rPr>
+          <w:rFonts w:hint="eastAsia"/>
+          <w:szCs w:val="20"/>
+        </w:rPr>
+        <w:t>진리표</w:t>
+      </w:r>
+      <w:proofErr w:type="spellEnd"/>
     </w:p>
     <w:p>
       <w:pPr>
@@ -7064,7 +7192,23 @@
                 <w:rFonts w:hint="eastAsia"/>
                 <w:szCs w:val="20"/>
               </w:rPr>
-              <w:t>nput: x[1:0]</w:t>
+              <w:t xml:space="preserve">nput: </w:t>
+            </w:r>
+            <w:proofErr w:type="gramStart"/>
+            <w:r>
+              <w:rPr>
+                <w:rFonts w:hint="eastAsia"/>
+                <w:szCs w:val="20"/>
+              </w:rPr>
+              <w:t>x[</w:t>
+            </w:r>
+            <w:proofErr w:type="gramEnd"/>
+            <w:r>
+              <w:rPr>
+                <w:rFonts w:hint="eastAsia"/>
+                <w:szCs w:val="20"/>
+              </w:rPr>
+              <w:t>1:0]</w:t>
             </w:r>
           </w:p>
         </w:tc>
@@ -7079,6 +7223,7 @@
                 <w:szCs w:val="20"/>
               </w:rPr>
             </w:pPr>
+            <w:proofErr w:type="gramStart"/>
             <w:r>
               <w:rPr>
                 <w:szCs w:val="20"/>
@@ -7090,7 +7235,15 @@
                 <w:rFonts w:hint="eastAsia"/>
                 <w:szCs w:val="20"/>
               </w:rPr>
-              <w:t>utput(AND)</w:t>
+              <w:t>utput(</w:t>
+            </w:r>
+            <w:proofErr w:type="gramEnd"/>
+            <w:r>
+              <w:rPr>
+                <w:rFonts w:hint="eastAsia"/>
+                <w:szCs w:val="20"/>
+              </w:rPr>
+              <w:t>AND)</w:t>
             </w:r>
           </w:p>
         </w:tc>
@@ -7267,7 +7420,6 @@
     <w:p>
       <w:pPr>
         <w:rPr>
-          <w:rFonts w:hint="eastAsia"/>
           <w:szCs w:val="20"/>
         </w:rPr>
       </w:pPr>
@@ -7289,14 +7441,55 @@
           <w:rFonts w:hint="eastAsia"/>
           <w:szCs w:val="20"/>
         </w:rPr>
-        <w:t xml:space="preserve">Half adder의 진리표 및 </w:t>
-      </w:r>
-      <w:r>
-        <w:rPr>
-          <w:rFonts w:hint="eastAsia"/>
-          <w:szCs w:val="20"/>
-        </w:rPr>
-        <w:t xml:space="preserve">카르노 맵을 통해 구한 </w:t>
+        <w:t xml:space="preserve">Half adder의 </w:t>
+      </w:r>
+      <w:proofErr w:type="spellStart"/>
+      <w:r>
+        <w:rPr>
+          <w:rFonts w:hint="eastAsia"/>
+          <w:szCs w:val="20"/>
+        </w:rPr>
+        <w:t>진리표</w:t>
+      </w:r>
+      <w:proofErr w:type="spellEnd"/>
+      <w:r>
+        <w:rPr>
+          <w:rFonts w:hint="eastAsia"/>
+          <w:szCs w:val="20"/>
+        </w:rPr>
+        <w:t xml:space="preserve"> 및 </w:t>
+      </w:r>
+      <w:proofErr w:type="spellStart"/>
+      <w:r>
+        <w:rPr>
+          <w:rFonts w:hint="eastAsia"/>
+          <w:szCs w:val="20"/>
+        </w:rPr>
+        <w:t>카르노</w:t>
+      </w:r>
+      <w:proofErr w:type="spellEnd"/>
+      <w:r>
+        <w:rPr>
+          <w:rFonts w:hint="eastAsia"/>
+          <w:szCs w:val="20"/>
+        </w:rPr>
+        <w:t xml:space="preserve"> </w:t>
+      </w:r>
+      <w:proofErr w:type="spellStart"/>
+      <w:r>
+        <w:rPr>
+          <w:rFonts w:hint="eastAsia"/>
+          <w:szCs w:val="20"/>
+        </w:rPr>
+        <w:t>맵을</w:t>
+      </w:r>
+      <w:proofErr w:type="spellEnd"/>
+      <w:r>
+        <w:rPr>
+          <w:rFonts w:hint="eastAsia"/>
+          <w:szCs w:val="20"/>
+        </w:rPr>
+        <w:t xml:space="preserve"> 통해 구한 </w:t>
       </w:r>
       <w:r>
         <w:rPr>
@@ -7352,6 +7545,7 @@
                 <w:szCs w:val="20"/>
               </w:rPr>
             </w:pPr>
+            <w:proofErr w:type="gramStart"/>
             <w:r>
               <w:rPr>
                 <w:szCs w:val="20"/>
@@ -7363,7 +7557,15 @@
                 <w:rFonts w:hint="eastAsia"/>
                 <w:szCs w:val="20"/>
               </w:rPr>
-              <w:t>utput(Half Adder)</w:t>
+              <w:t>utput(</w:t>
+            </w:r>
+            <w:proofErr w:type="gramEnd"/>
+            <w:r>
+              <w:rPr>
+                <w:rFonts w:hint="eastAsia"/>
+                <w:szCs w:val="20"/>
+              </w:rPr>
+              <w:t>Half Adder)</w:t>
             </w:r>
           </w:p>
         </w:tc>
@@ -8187,8 +8389,17 @@
                 <w:rFonts w:hint="eastAsia"/>
                 <w:szCs w:val="20"/>
               </w:rPr>
-              <w:t>Sum = xy</w:t>
-            </w:r>
+              <w:t xml:space="preserve">Sum = </w:t>
+            </w:r>
+            <w:proofErr w:type="spellStart"/>
+            <w:r>
+              <w:rPr>
+                <w:rFonts w:hint="eastAsia"/>
+                <w:szCs w:val="20"/>
+              </w:rPr>
+              <w:t>xy</w:t>
+            </w:r>
+            <w:proofErr w:type="spellEnd"/>
             <w:r>
               <w:rPr>
                 <w:szCs w:val="20"/>
@@ -8200,7 +8411,15 @@
                 <w:rFonts w:hint="eastAsia"/>
                 <w:szCs w:val="20"/>
               </w:rPr>
-              <w:t>+x</w:t>
+              <w:t>+</w:t>
+            </w:r>
+            <w:proofErr w:type="spellStart"/>
+            <w:r>
+              <w:rPr>
+                <w:rFonts w:hint="eastAsia"/>
+                <w:szCs w:val="20"/>
+              </w:rPr>
+              <w:t>x</w:t>
             </w:r>
             <w:r>
               <w:rPr>
@@ -8215,6 +8434,7 @@
               </w:rPr>
               <w:t>y</w:t>
             </w:r>
+            <w:proofErr w:type="spellEnd"/>
           </w:p>
         </w:tc>
         <w:tc>
@@ -8234,8 +8454,17 @@
                 <w:rFonts w:hint="eastAsia"/>
                 <w:szCs w:val="20"/>
               </w:rPr>
-              <w:t>Carry = xy</w:t>
-            </w:r>
+              <w:t xml:space="preserve">Carry = </w:t>
+            </w:r>
+            <w:proofErr w:type="spellStart"/>
+            <w:r>
+              <w:rPr>
+                <w:rFonts w:hint="eastAsia"/>
+                <w:szCs w:val="20"/>
+              </w:rPr>
+              <w:t>xy</w:t>
+            </w:r>
+            <w:proofErr w:type="spellEnd"/>
           </w:p>
         </w:tc>
       </w:tr>
@@ -8288,7 +8517,23 @@
           <w:rFonts w:hint="eastAsia"/>
           <w:szCs w:val="20"/>
         </w:rPr>
-        <w:t>코드: github 참고</w:t>
+        <w:t xml:space="preserve">코드: </w:t>
+      </w:r>
+      <w:proofErr w:type="spellStart"/>
+      <w:r>
+        <w:rPr>
+          <w:rFonts w:hint="eastAsia"/>
+          <w:szCs w:val="20"/>
+        </w:rPr>
+        <w:t>github</w:t>
+      </w:r>
+      <w:proofErr w:type="spellEnd"/>
+      <w:r>
+        <w:rPr>
+          <w:rFonts w:hint="eastAsia"/>
+          <w:szCs w:val="20"/>
+        </w:rPr>
+        <w:t xml:space="preserve"> 참고</w:t>
       </w:r>
     </w:p>
     <w:p>
@@ -8331,7 +8576,7 @@
         <mc:AlternateContent>
           <mc:Choice Requires="wpg">
             <w:drawing>
-              <wp:anchor distT="0" distB="0" distL="114300" distR="114300" simplePos="0" relativeHeight="251708416" behindDoc="0" locked="0" layoutInCell="1" allowOverlap="1" wp14:anchorId="328539C6" wp14:editId="798B9F08">
+              <wp:anchor distT="0" distB="0" distL="114300" distR="114300" simplePos="0" relativeHeight="251708416" behindDoc="0" locked="0" layoutInCell="1" allowOverlap="1" wp14:anchorId="328539C6" wp14:editId="37EC8C3F">
                 <wp:simplePos x="0" y="0"/>
                 <wp:positionH relativeFrom="column">
                   <wp:posOffset>119575</wp:posOffset>
@@ -8372,7 +8617,7 @@
                           </pic:cNvPicPr>
                         </pic:nvPicPr>
                         <pic:blipFill>
-                          <a:blip r:embed="rId26" cstate="print">
+                          <a:blip r:embed="rId27" cstate="print">
                             <a:extLst>
                               <a:ext uri="{28A0092B-C50C-407E-A947-70E740481C1C}">
                                 <a14:useLocalDpi xmlns:a14="http://schemas.microsoft.com/office/drawing/2010/main" val="0"/>
@@ -8457,7 +8702,7 @@
             <w:pict>
               <v:group w14:anchorId="328539C6" id="그룹 10" o:spid="_x0000_s1045" style="position:absolute;left:0;text-align:left;margin-left:9.4pt;margin-top:.95pt;width:308.55pt;height:177.85pt;z-index:251708416" coordsize="39185,22586" o:gfxdata="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">
                 <v:shape id="그림 1" o:spid="_x0000_s1046" type="#_x0000_t75" style="position:absolute;width:39185;height:18675;visibility:visible;mso-wrap-style:square" o:gfxdata="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">
-                  <v:imagedata r:id="rId27" o:title=""/>
+                  <v:imagedata r:id="rId28" o:title=""/>
                 </v:shape>
                 <v:shape id="_x0000_s1047" type="#_x0000_t202" style="position:absolute;top:19202;width:39185;height:3384;visibility:visible;mso-wrap-style:square;v-text-anchor:top" o:gfxdata="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" stroked="f">
                   <v:textbox style="mso-fit-shape-to-text:t" inset="0,0,0,0">
@@ -8566,7 +8811,7 @@
         <mc:AlternateContent>
           <mc:Choice Requires="wpg">
             <w:drawing>
-              <wp:anchor distT="0" distB="0" distL="114300" distR="114300" simplePos="0" relativeHeight="251711488" behindDoc="0" locked="0" layoutInCell="1" allowOverlap="1" wp14:anchorId="26075AF8" wp14:editId="2B626A10">
+              <wp:anchor distT="0" distB="0" distL="114300" distR="114300" simplePos="0" relativeHeight="251711488" behindDoc="0" locked="0" layoutInCell="1" allowOverlap="1" wp14:anchorId="26075AF8" wp14:editId="6621C0C1">
                 <wp:simplePos x="0" y="0"/>
                 <wp:positionH relativeFrom="column">
                   <wp:posOffset>13970</wp:posOffset>
@@ -8607,7 +8852,7 @@
                           </pic:cNvPicPr>
                         </pic:nvPicPr>
                         <pic:blipFill>
-                          <a:blip r:embed="rId28" cstate="print">
+                          <a:blip r:embed="rId29" cstate="print">
                             <a:extLst>
                               <a:ext uri="{28A0092B-C50C-407E-A947-70E740481C1C}">
                                 <a14:useLocalDpi xmlns:a14="http://schemas.microsoft.com/office/drawing/2010/main" val="0"/>
@@ -8692,7 +8937,7 @@
             <w:pict>
               <v:group w14:anchorId="26075AF8" id="그룹 9" o:spid="_x0000_s1048" style="position:absolute;left:0;text-align:left;margin-left:1.1pt;margin-top:23.05pt;width:451.3pt;height:194.45pt;z-index:251711488" coordsize="57315,24695" o:gfxdata="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">
                 <v:shape id="그림 1" o:spid="_x0000_s1049" type="#_x0000_t75" style="position:absolute;width:57315;height:20739;visibility:visible;mso-wrap-style:square" o:gfxdata="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">
-                  <v:imagedata r:id="rId29" o:title=""/>
+                  <v:imagedata r:id="rId30" o:title=""/>
                 </v:shape>
                 <v:shape id="_x0000_s1050" type="#_x0000_t202" style="position:absolute;top:21310;width:57315;height:3385;visibility:visible;mso-wrap-style:square;v-text-anchor:top" o:gfxdata="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" stroked="f">
                   <v:textbox style="mso-fit-shape-to-text:t" inset="0,0,0,0">
@@ -8852,7 +9097,23 @@
           <w:rFonts w:hint="eastAsia"/>
           <w:szCs w:val="20"/>
         </w:rPr>
-        <w:t>: github 참고</w:t>
+        <w:t xml:space="preserve">: </w:t>
+      </w:r>
+      <w:proofErr w:type="spellStart"/>
+      <w:r>
+        <w:rPr>
+          <w:rFonts w:hint="eastAsia"/>
+          <w:szCs w:val="20"/>
+        </w:rPr>
+        <w:t>github</w:t>
+      </w:r>
+      <w:proofErr w:type="spellEnd"/>
+      <w:r>
+        <w:rPr>
+          <w:rFonts w:hint="eastAsia"/>
+          <w:szCs w:val="20"/>
+        </w:rPr>
+        <w:t xml:space="preserve"> 참고</w:t>
       </w:r>
     </w:p>
     <w:p>
@@ -9030,7 +9291,7 @@
                     <pic:cNvPicPr/>
                   </pic:nvPicPr>
                   <pic:blipFill>
-                    <a:blip r:embed="rId30" cstate="print">
+                    <a:blip r:embed="rId31" cstate="print">
                       <a:extLst>
                         <a:ext uri="{28A0092B-C50C-407E-A947-70E740481C1C}">
                           <a14:useLocalDpi xmlns:a14="http://schemas.microsoft.com/office/drawing/2010/main" val="0"/>
@@ -9330,7 +9591,7 @@
           <w:noProof/>
         </w:rPr>
         <w:drawing>
-          <wp:anchor distT="0" distB="0" distL="114300" distR="114300" simplePos="0" relativeHeight="251664384" behindDoc="1" locked="0" layoutInCell="1" allowOverlap="1" wp14:anchorId="62AD3276" wp14:editId="3FA80206">
+          <wp:anchor distT="0" distB="0" distL="114300" distR="114300" simplePos="0" relativeHeight="251664384" behindDoc="1" locked="0" layoutInCell="1" allowOverlap="1" wp14:anchorId="62AD3276" wp14:editId="3AA1A41D">
             <wp:simplePos x="0" y="0"/>
             <wp:positionH relativeFrom="column">
               <wp:posOffset>0</wp:posOffset>
@@ -9361,7 +9622,7 @@
                     <pic:cNvPicPr/>
                   </pic:nvPicPr>
                   <pic:blipFill>
-                    <a:blip r:embed="rId31" cstate="print">
+                    <a:blip r:embed="rId32" cstate="print">
                       <a:extLst>
                         <a:ext uri="{28A0092B-C50C-407E-A947-70E740481C1C}">
                           <a14:useLocalDpi xmlns:a14="http://schemas.microsoft.com/office/drawing/2010/main" val="0"/>
@@ -9523,7 +9784,23 @@
           <w:rFonts w:hint="eastAsia"/>
           <w:szCs w:val="20"/>
         </w:rPr>
-        <w:t>코드: github 참고</w:t>
+        <w:t xml:space="preserve">코드: </w:t>
+      </w:r>
+      <w:proofErr w:type="spellStart"/>
+      <w:r>
+        <w:rPr>
+          <w:rFonts w:hint="eastAsia"/>
+          <w:szCs w:val="20"/>
+        </w:rPr>
+        <w:t>github</w:t>
+      </w:r>
+      <w:proofErr w:type="spellEnd"/>
+      <w:r>
+        <w:rPr>
+          <w:rFonts w:hint="eastAsia"/>
+          <w:szCs w:val="20"/>
+        </w:rPr>
+        <w:t xml:space="preserve"> 참고</w:t>
       </w:r>
     </w:p>
     <w:p>
@@ -9689,7 +9966,7 @@
                     <pic:cNvPicPr/>
                   </pic:nvPicPr>
                   <pic:blipFill>
-                    <a:blip r:embed="rId32">
+                    <a:blip r:embed="rId33">
                       <a:extLst>
                         <a:ext uri="{28A0092B-C50C-407E-A947-70E740481C1C}">
                           <a14:useLocalDpi xmlns:a14="http://schemas.microsoft.com/office/drawing/2010/main" val="0"/>
@@ -9941,6 +10218,7 @@
           <w:szCs w:val="20"/>
         </w:rPr>
       </w:pPr>
+      <w:proofErr w:type="spellStart"/>
       <w:r>
         <w:rPr>
           <w:szCs w:val="20"/>
@@ -9952,7 +10230,15 @@
           <w:rFonts w:hint="eastAsia"/>
           <w:szCs w:val="20"/>
         </w:rPr>
-        <w:t>ithub 주소 추가</w:t>
+        <w:t>ithub</w:t>
+      </w:r>
+      <w:proofErr w:type="spellEnd"/>
+      <w:r>
+        <w:rPr>
+          <w:rFonts w:hint="eastAsia"/>
+          <w:szCs w:val="20"/>
+        </w:rPr>
+        <w:t xml:space="preserve"> 주소 추가</w:t>
       </w:r>
     </w:p>
     <w:p>
@@ -9986,7 +10272,7 @@
       </w:r>
     </w:p>
     <w:sectPr>
-      <w:footerReference w:type="default" r:id="rId33"/>
+      <w:footerReference w:type="default" r:id="rId34"/>
       <w:pgSz w:w="11906" w:h="16838"/>
       <w:pgMar w:top="1701" w:right="1440" w:bottom="1440" w:left="1440" w:header="851" w:footer="992" w:gutter="0"/>
       <w:cols w:space="425"/>
@@ -11679,6 +11965,7 @@
   <w:style w:type="character" w:default="1" w:styleId="a0">
     <w:name w:val="Default Paragraph Font"/>
     <w:uiPriority w:val="1"/>
+    <w:semiHidden/>
     <w:unhideWhenUsed/>
   </w:style>
   <w:style w:type="table" w:default="1" w:styleId="a1">
@@ -11794,6 +12081,29 @@
       <w:b/>
       <w:bCs/>
       <w:szCs w:val="20"/>
+    </w:rPr>
+  </w:style>
+  <w:style w:type="character" w:styleId="a8">
+    <w:name w:val="Hyperlink"/>
+    <w:basedOn w:val="a0"/>
+    <w:uiPriority w:val="99"/>
+    <w:unhideWhenUsed/>
+    <w:rsid w:val="00FF73D6"/>
+    <w:rPr>
+      <w:color w:val="0563C1" w:themeColor="hyperlink"/>
+      <w:u w:val="single"/>
+    </w:rPr>
+  </w:style>
+  <w:style w:type="character" w:styleId="a9">
+    <w:name w:val="Unresolved Mention"/>
+    <w:basedOn w:val="a0"/>
+    <w:uiPriority w:val="99"/>
+    <w:semiHidden/>
+    <w:unhideWhenUsed/>
+    <w:rsid w:val="00FF73D6"/>
+    <w:rPr>
+      <w:color w:val="605E5C"/>
+      <w:shd w:val="clear" w:color="auto" w:fill="E1DFDD"/>
     </w:rPr>
   </w:style>
 </w:styles>
